--- a/ai-youth-eu/Cover_Letter.docx
+++ b/ai-youth-eu/Cover_Letter.docx
@@ -107,7 +107,7 @@
           <w:b w:val="0"/>
           <w:sz w:val="19"/>
         </w:rPr>
-        <w:t>(3) A two-regime map of Europe. Hierarchical and k-means clustering agree on a higher-readiness group of 13 economies (average NEET 8.1%) and a lower-readiness group of 14 economies (average NEET 12.2%), with France’s below-average enterprise adoption placing it in the second group. The typology separates engaged from disengaged youth labour markets — not low-unemployment from high-unemployment ones — and motivates differentiated policy for the two regimes.</w:t>
+        <w:t>(3) A two-regime map of Europe. Hierarchical and k-means clustering converge on a two-group structure, agreeing for 25 of the 27 countries; the k-means solution comprises a higher-readiness group of 13 economies (average NEET 8.1%) and a lower-readiness group of 14 economies (average NEET 12.2%), with France’s below-average enterprise adoption placing it in the second group. The typology separates engaged from disengaged youth labour markets — not low-unemployment from high-unemployment ones — and motivates differentiated policy for the two regimes.</w:t>
       </w:r>
     </w:p>
     <w:p>
